--- a/docs/CPSC597 Project Report Google Docs Ready.docx
+++ b/docs/CPSC597 Project Report Google Docs Ready.docx
@@ -1210,88 +1210,6 @@
         <w:t>• The project is live on a public HTTPS domain, so it can be reviewed as a real deployed system.</w:t>
       </w:r>
     </w:p>
-    <w:tbl>
-      <w:tblPr>
-        <w:tblW w:type="auto" w:w="0"/>
-        <w:jc w:val="center"/>
-        <w:tblLook w:firstColumn="1" w:firstRow="1" w:lastColumn="0" w:lastRow="0" w:noHBand="0" w:noVBand="1" w:val="04A0"/>
-        <w:tblBorders>
-          <w:top w:val="single" w:sz="6" w:space="0" w:color="4F81BD"/>
-          <w:left w:val="single" w:sz="6" w:space="0" w:color="4F81BD"/>
-          <w:bottom w:val="single" w:sz="6" w:space="0" w:color="4F81BD"/>
-          <w:right w:val="single" w:sz="6" w:space="0" w:color="4F81BD"/>
-          <w:insideH w:val="single" w:sz="6" w:space="0" w:color="4F81BD"/>
-          <w:insideV w:val="single" w:sz="6" w:space="0" w:color="4F81BD"/>
-        </w:tblBorders>
-      </w:tblPr>
-      <w:tblGrid>
-        <w:gridCol w:w="9360"/>
-      </w:tblGrid>
-      <w:tr>
-        <w:trPr>
-          <w:trHeight w:val="3240" w:hRule="atLeast"/>
-        </w:trPr>
-        <w:tc>
-          <w:tcPr>
-            <w:tcW w:type="dxa" w:w="9360"/>
-            <w:vAlign w:val="center"/>
-            <w:shd w:fill="EAF2F8"/>
-            <w:tcBorders>
-              <w:top w:val="single" w:sz="8" w:space="0" w:color="4F81BD"/>
-              <w:left w:val="single" w:sz="8" w:space="0" w:color="4F81BD"/>
-              <w:bottom w:val="single" w:sz="8" w:space="0" w:color="4F81BD"/>
-              <w:right w:val="single" w:sz="8" w:space="0" w:color="4F81BD"/>
-            </w:tcBorders>
-          </w:tcPr>
-          <w:p>
-            <w:pPr>
-              <w:spacing w:before="0" w:after="80" w:line="240" w:lineRule="auto"/>
-            </w:pPr>
-            <w:r/>
-            <w:r>
-              <w:rPr>
-                <w:rFonts w:ascii="Times New Roman" w:hAnsi="Times New Roman"/>
-                <w:b/>
-                <w:i w:val="0"/>
-                <w:color w:val="0000FF"/>
-                <w:sz w:val="24"/>
-              </w:rPr>
-              <w:t>[Screenshot Placeholder] Main Product Screenshot</w:t>
-            </w:r>
-          </w:p>
-          <w:p>
-            <w:pPr>
-              <w:pStyle w:val="RencipeCaption"/>
-            </w:pPr>
-            <w:r>
-              <w:rPr>
-                <w:rFonts w:ascii="Times New Roman" w:hAnsi="Times New Roman"/>
-                <w:b w:val="0"/>
-                <w:i/>
-                <w:color w:val="0000FF"/>
-                <w:sz w:val="21"/>
-              </w:rPr>
-              <w:t>Suggested image: phone-width Home or Browse page after login.</w:t>
-            </w:r>
-          </w:p>
-          <w:p>
-            <w:pPr>
-              <w:pStyle w:val="RencipeCaption"/>
-            </w:pPr>
-            <w:r>
-              <w:rPr>
-                <w:rFonts w:ascii="Times New Roman" w:hAnsi="Times New Roman"/>
-                <w:b w:val="0"/>
-                <w:i/>
-                <w:color w:val="0000FF"/>
-                <w:sz w:val="21"/>
-              </w:rPr>
-              <w:t>Caption idea: Rencipe main app surface showing phone-first recipe discovery.</w:t>
-            </w:r>
-          </w:p>
-        </w:tc>
-      </w:tr>
-    </w:tbl>
     <w:p>
       <w:pPr>
         <w:pStyle w:val="RencipeBody"/>
@@ -2160,88 +2078,6 @@
         <w:pStyle w:val="RencipeBody"/>
       </w:pPr>
     </w:p>
-    <w:tbl>
-      <w:tblPr>
-        <w:tblW w:type="auto" w:w="0"/>
-        <w:jc w:val="center"/>
-        <w:tblLook w:firstColumn="1" w:firstRow="1" w:lastColumn="0" w:lastRow="0" w:noHBand="0" w:noVBand="1" w:val="04A0"/>
-        <w:tblBorders>
-          <w:top w:val="single" w:sz="6" w:space="0" w:color="4F81BD"/>
-          <w:left w:val="single" w:sz="6" w:space="0" w:color="4F81BD"/>
-          <w:bottom w:val="single" w:sz="6" w:space="0" w:color="4F81BD"/>
-          <w:right w:val="single" w:sz="6" w:space="0" w:color="4F81BD"/>
-          <w:insideH w:val="single" w:sz="6" w:space="0" w:color="4F81BD"/>
-          <w:insideV w:val="single" w:sz="6" w:space="0" w:color="4F81BD"/>
-        </w:tblBorders>
-      </w:tblPr>
-      <w:tblGrid>
-        <w:gridCol w:w="9360"/>
-      </w:tblGrid>
-      <w:tr>
-        <w:trPr>
-          <w:trHeight w:val="3240" w:hRule="atLeast"/>
-        </w:trPr>
-        <w:tc>
-          <w:tcPr>
-            <w:tcW w:type="dxa" w:w="9360"/>
-            <w:vAlign w:val="center"/>
-            <w:shd w:fill="EAF2F8"/>
-            <w:tcBorders>
-              <w:top w:val="single" w:sz="8" w:space="0" w:color="4F81BD"/>
-              <w:left w:val="single" w:sz="8" w:space="0" w:color="4F81BD"/>
-              <w:bottom w:val="single" w:sz="8" w:space="0" w:color="4F81BD"/>
-              <w:right w:val="single" w:sz="8" w:space="0" w:color="4F81BD"/>
-            </w:tcBorders>
-          </w:tcPr>
-          <w:p>
-            <w:pPr>
-              <w:spacing w:before="0" w:after="80" w:line="240" w:lineRule="auto"/>
-            </w:pPr>
-            <w:r/>
-            <w:r>
-              <w:rPr>
-                <w:rFonts w:ascii="Times New Roman" w:hAnsi="Times New Roman"/>
-                <w:b/>
-                <w:i w:val="0"/>
-                <w:color w:val="0000FF"/>
-                <w:sz w:val="24"/>
-              </w:rPr>
-              <w:t>[Screenshot Placeholder] Workflow Diagram</w:t>
-            </w:r>
-          </w:p>
-          <w:p>
-            <w:pPr>
-              <w:pStyle w:val="RencipeCaption"/>
-            </w:pPr>
-            <w:r>
-              <w:rPr>
-                <w:rFonts w:ascii="Times New Roman" w:hAnsi="Times New Roman"/>
-                <w:b w:val="0"/>
-                <w:i/>
-                <w:color w:val="0000FF"/>
-                <w:sz w:val="21"/>
-              </w:rPr>
-              <w:t>Suggested image: draw or insert Recipe -&gt; Saved Item -&gt; Meal Plan -&gt; Ingredient List.</w:t>
-            </w:r>
-          </w:p>
-          <w:p>
-            <w:pPr>
-              <w:pStyle w:val="RencipeCaption"/>
-            </w:pPr>
-            <w:r>
-              <w:rPr>
-                <w:rFonts w:ascii="Times New Roman" w:hAnsi="Times New Roman"/>
-                <w:b w:val="0"/>
-                <w:i/>
-                <w:color w:val="0000FF"/>
-                <w:sz w:val="21"/>
-              </w:rPr>
-              <w:t>Caption idea: Rencipe connects recipe content to household planning actions.</w:t>
-            </w:r>
-          </w:p>
-        </w:tc>
-      </w:tr>
-    </w:tbl>
     <w:p>
       <w:pPr>
         <w:pStyle w:val="RencipeBody"/>
@@ -2380,88 +2216,6 @@
         <w:t>• Future value: the data model can support nutrition, keto tags, and dietary preferences later.</w:t>
       </w:r>
     </w:p>
-    <w:tbl>
-      <w:tblPr>
-        <w:tblW w:type="auto" w:w="0"/>
-        <w:jc w:val="center"/>
-        <w:tblLook w:firstColumn="1" w:firstRow="1" w:lastColumn="0" w:lastRow="0" w:noHBand="0" w:noVBand="1" w:val="04A0"/>
-        <w:tblBorders>
-          <w:top w:val="single" w:sz="6" w:space="0" w:color="4F81BD"/>
-          <w:left w:val="single" w:sz="6" w:space="0" w:color="4F81BD"/>
-          <w:bottom w:val="single" w:sz="6" w:space="0" w:color="4F81BD"/>
-          <w:right w:val="single" w:sz="6" w:space="0" w:color="4F81BD"/>
-          <w:insideH w:val="single" w:sz="6" w:space="0" w:color="4F81BD"/>
-          <w:insideV w:val="single" w:sz="6" w:space="0" w:color="4F81BD"/>
-        </w:tblBorders>
-      </w:tblPr>
-      <w:tblGrid>
-        <w:gridCol w:w="9360"/>
-      </w:tblGrid>
-      <w:tr>
-        <w:trPr>
-          <w:trHeight w:val="3240" w:hRule="atLeast"/>
-        </w:trPr>
-        <w:tc>
-          <w:tcPr>
-            <w:tcW w:type="dxa" w:w="9360"/>
-            <w:vAlign w:val="center"/>
-            <w:shd w:fill="EAF2F8"/>
-            <w:tcBorders>
-              <w:top w:val="single" w:sz="8" w:space="0" w:color="4F81BD"/>
-              <w:left w:val="single" w:sz="8" w:space="0" w:color="4F81BD"/>
-              <w:bottom w:val="single" w:sz="8" w:space="0" w:color="4F81BD"/>
-              <w:right w:val="single" w:sz="8" w:space="0" w:color="4F81BD"/>
-            </w:tcBorders>
-          </w:tcPr>
-          <w:p>
-            <w:pPr>
-              <w:spacing w:before="0" w:after="80" w:line="240" w:lineRule="auto"/>
-            </w:pPr>
-            <w:r/>
-            <w:r>
-              <w:rPr>
-                <w:rFonts w:ascii="Times New Roman" w:hAnsi="Times New Roman"/>
-                <w:b/>
-                <w:i w:val="0"/>
-                <w:color w:val="0000FF"/>
-                <w:sz w:val="24"/>
-              </w:rPr>
-              <w:t>[Screenshot Placeholder] Live Website Evidence</w:t>
-            </w:r>
-          </w:p>
-          <w:p>
-            <w:pPr>
-              <w:pStyle w:val="RencipeCaption"/>
-            </w:pPr>
-            <w:r>
-              <w:rPr>
-                <w:rFonts w:ascii="Times New Roman" w:hAnsi="Times New Roman"/>
-                <w:b w:val="0"/>
-                <w:i/>
-                <w:color w:val="0000FF"/>
-                <w:sz w:val="21"/>
-              </w:rPr>
-              <w:t>Suggested image: browser screenshot of https://rencipe.renstoolbox.com after login.</w:t>
-            </w:r>
-          </w:p>
-          <w:p>
-            <w:pPr>
-              <w:pStyle w:val="RencipeCaption"/>
-            </w:pPr>
-            <w:r>
-              <w:rPr>
-                <w:rFonts w:ascii="Times New Roman" w:hAnsi="Times New Roman"/>
-                <w:b w:val="0"/>
-                <w:i/>
-                <w:color w:val="0000FF"/>
-                <w:sz w:val="21"/>
-              </w:rPr>
-              <w:t>Caption idea: The project is deployed and usable through a public HTTPS domain.</w:t>
-            </w:r>
-          </w:p>
-        </w:tc>
-      </w:tr>
-    </w:tbl>
     <w:p>
       <w:pPr>
         <w:pStyle w:val="RencipeBody"/>
@@ -3595,88 +3349,6 @@
         <w:pStyle w:val="RencipeBody"/>
       </w:pPr>
     </w:p>
-    <w:tbl>
-      <w:tblPr>
-        <w:tblW w:type="auto" w:w="0"/>
-        <w:jc w:val="center"/>
-        <w:tblLook w:firstColumn="1" w:firstRow="1" w:lastColumn="0" w:lastRow="0" w:noHBand="0" w:noVBand="1" w:val="04A0"/>
-        <w:tblBorders>
-          <w:top w:val="single" w:sz="6" w:space="0" w:color="4F81BD"/>
-          <w:left w:val="single" w:sz="6" w:space="0" w:color="4F81BD"/>
-          <w:bottom w:val="single" w:sz="6" w:space="0" w:color="4F81BD"/>
-          <w:right w:val="single" w:sz="6" w:space="0" w:color="4F81BD"/>
-          <w:insideH w:val="single" w:sz="6" w:space="0" w:color="4F81BD"/>
-          <w:insideV w:val="single" w:sz="6" w:space="0" w:color="4F81BD"/>
-        </w:tblBorders>
-      </w:tblPr>
-      <w:tblGrid>
-        <w:gridCol w:w="9360"/>
-      </w:tblGrid>
-      <w:tr>
-        <w:trPr>
-          <w:trHeight w:val="3240" w:hRule="atLeast"/>
-        </w:trPr>
-        <w:tc>
-          <w:tcPr>
-            <w:tcW w:type="dxa" w:w="9360"/>
-            <w:vAlign w:val="center"/>
-            <w:shd w:fill="EAF2F8"/>
-            <w:tcBorders>
-              <w:top w:val="single" w:sz="8" w:space="0" w:color="4F81BD"/>
-              <w:left w:val="single" w:sz="8" w:space="0" w:color="4F81BD"/>
-              <w:bottom w:val="single" w:sz="8" w:space="0" w:color="4F81BD"/>
-              <w:right w:val="single" w:sz="8" w:space="0" w:color="4F81BD"/>
-            </w:tcBorders>
-          </w:tcPr>
-          <w:p>
-            <w:pPr>
-              <w:spacing w:before="0" w:after="80" w:line="240" w:lineRule="auto"/>
-            </w:pPr>
-            <w:r/>
-            <w:r>
-              <w:rPr>
-                <w:rFonts w:ascii="Times New Roman" w:hAnsi="Times New Roman"/>
-                <w:b/>
-                <w:i w:val="0"/>
-                <w:color w:val="0000FF"/>
-                <w:sz w:val="24"/>
-              </w:rPr>
-              <w:t>[Screenshot Placeholder] Architecture Sketch</w:t>
-            </w:r>
-          </w:p>
-          <w:p>
-            <w:pPr>
-              <w:pStyle w:val="RencipeCaption"/>
-            </w:pPr>
-            <w:r>
-              <w:rPr>
-                <w:rFonts w:ascii="Times New Roman" w:hAnsi="Times New Roman"/>
-                <w:b w:val="0"/>
-                <w:i/>
-                <w:color w:val="0000FF"/>
-                <w:sz w:val="21"/>
-              </w:rPr>
-              <w:t>Suggested image: simple diagram showing Browser, Next.js frontend, Express API, MongoDB, Cloudinary, Nginx, and PM2.</w:t>
-            </w:r>
-          </w:p>
-          <w:p>
-            <w:pPr>
-              <w:pStyle w:val="RencipeCaption"/>
-            </w:pPr>
-            <w:r>
-              <w:rPr>
-                <w:rFonts w:ascii="Times New Roman" w:hAnsi="Times New Roman"/>
-                <w:b w:val="0"/>
-                <w:i/>
-                <w:color w:val="0000FF"/>
-                <w:sz w:val="21"/>
-              </w:rPr>
-              <w:t>Caption idea: Proposed full-stack architecture for Rencipe.</w:t>
-            </w:r>
-          </w:p>
-        </w:tc>
-      </w:tr>
-    </w:tbl>
     <w:p>
       <w:pPr>
         <w:pStyle w:val="RencipeBody"/>
@@ -4829,88 +4501,6 @@
         <w:pStyle w:val="RencipeBody"/>
       </w:pPr>
     </w:p>
-    <w:tbl>
-      <w:tblPr>
-        <w:tblW w:type="auto" w:w="0"/>
-        <w:jc w:val="center"/>
-        <w:tblLook w:firstColumn="1" w:firstRow="1" w:lastColumn="0" w:lastRow="0" w:noHBand="0" w:noVBand="1" w:val="04A0"/>
-        <w:tblBorders>
-          <w:top w:val="single" w:sz="6" w:space="0" w:color="4F81BD"/>
-          <w:left w:val="single" w:sz="6" w:space="0" w:color="4F81BD"/>
-          <w:bottom w:val="single" w:sz="6" w:space="0" w:color="4F81BD"/>
-          <w:right w:val="single" w:sz="6" w:space="0" w:color="4F81BD"/>
-          <w:insideH w:val="single" w:sz="6" w:space="0" w:color="4F81BD"/>
-          <w:insideV w:val="single" w:sz="6" w:space="0" w:color="4F81BD"/>
-        </w:tblBorders>
-      </w:tblPr>
-      <w:tblGrid>
-        <w:gridCol w:w="9360"/>
-      </w:tblGrid>
-      <w:tr>
-        <w:trPr>
-          <w:trHeight w:val="3240" w:hRule="atLeast"/>
-        </w:trPr>
-        <w:tc>
-          <w:tcPr>
-            <w:tcW w:type="dxa" w:w="9360"/>
-            <w:vAlign w:val="center"/>
-            <w:shd w:fill="EAF2F8"/>
-            <w:tcBorders>
-              <w:top w:val="single" w:sz="8" w:space="0" w:color="4F81BD"/>
-              <w:left w:val="single" w:sz="8" w:space="0" w:color="4F81BD"/>
-              <w:bottom w:val="single" w:sz="8" w:space="0" w:color="4F81BD"/>
-              <w:right w:val="single" w:sz="8" w:space="0" w:color="4F81BD"/>
-            </w:tcBorders>
-          </w:tcPr>
-          <w:p>
-            <w:pPr>
-              <w:spacing w:before="0" w:after="80" w:line="240" w:lineRule="auto"/>
-            </w:pPr>
-            <w:r/>
-            <w:r>
-              <w:rPr>
-                <w:rFonts w:ascii="Times New Roman" w:hAnsi="Times New Roman"/>
-                <w:b/>
-                <w:i w:val="0"/>
-                <w:color w:val="0000FF"/>
-                <w:sz w:val="24"/>
-              </w:rPr>
-              <w:t>[Screenshot Placeholder] Meal Plan Result</w:t>
-            </w:r>
-          </w:p>
-          <w:p>
-            <w:pPr>
-              <w:pStyle w:val="RencipeCaption"/>
-            </w:pPr>
-            <w:r>
-              <w:rPr>
-                <w:rFonts w:ascii="Times New Roman" w:hAnsi="Times New Roman"/>
-                <w:b w:val="0"/>
-                <w:i/>
-                <w:color w:val="0000FF"/>
-                <w:sz w:val="21"/>
-              </w:rPr>
-              <w:t>Suggested image: plan detail page showing people, days, meal slots, and generated ingredient list.</w:t>
-            </w:r>
-          </w:p>
-          <w:p>
-            <w:pPr>
-              <w:pStyle w:val="RencipeCaption"/>
-            </w:pPr>
-            <w:r>
-              <w:rPr>
-                <w:rFonts w:ascii="Times New Roman" w:hAnsi="Times New Roman"/>
-                <w:b w:val="0"/>
-                <w:i/>
-                <w:color w:val="0000FF"/>
-                <w:sz w:val="21"/>
-              </w:rPr>
-              <w:t>Caption idea: Meal plans turn saved recipes into preparation information.</w:t>
-            </w:r>
-          </w:p>
-        </w:tc>
-      </w:tr>
-    </w:tbl>
     <w:p>
       <w:pPr>
         <w:pStyle w:val="RencipeBody"/>
@@ -5370,88 +4960,6 @@
         <w:t>• Family observation also influenced the project because the planning problem came from real household cooking routines.</w:t>
       </w:r>
     </w:p>
-    <w:tbl>
-      <w:tblPr>
-        <w:tblW w:type="auto" w:w="0"/>
-        <w:jc w:val="center"/>
-        <w:tblLook w:firstColumn="1" w:firstRow="1" w:lastColumn="0" w:lastRow="0" w:noHBand="0" w:noVBand="1" w:val="04A0"/>
-        <w:tblBorders>
-          <w:top w:val="single" w:sz="6" w:space="0" w:color="4F81BD"/>
-          <w:left w:val="single" w:sz="6" w:space="0" w:color="4F81BD"/>
-          <w:bottom w:val="single" w:sz="6" w:space="0" w:color="4F81BD"/>
-          <w:right w:val="single" w:sz="6" w:space="0" w:color="4F81BD"/>
-          <w:insideH w:val="single" w:sz="6" w:space="0" w:color="4F81BD"/>
-          <w:insideV w:val="single" w:sz="6" w:space="0" w:color="4F81BD"/>
-        </w:tblBorders>
-      </w:tblPr>
-      <w:tblGrid>
-        <w:gridCol w:w="9360"/>
-      </w:tblGrid>
-      <w:tr>
-        <w:trPr>
-          <w:trHeight w:val="3240" w:hRule="atLeast"/>
-        </w:trPr>
-        <w:tc>
-          <w:tcPr>
-            <w:tcW w:type="dxa" w:w="9360"/>
-            <w:vAlign w:val="center"/>
-            <w:shd w:fill="EAF2F8"/>
-            <w:tcBorders>
-              <w:top w:val="single" w:sz="8" w:space="0" w:color="4F81BD"/>
-              <w:left w:val="single" w:sz="8" w:space="0" w:color="4F81BD"/>
-              <w:bottom w:val="single" w:sz="8" w:space="0" w:color="4F81BD"/>
-              <w:right w:val="single" w:sz="8" w:space="0" w:color="4F81BD"/>
-            </w:tcBorders>
-          </w:tcPr>
-          <w:p>
-            <w:pPr>
-              <w:spacing w:before="0" w:after="80" w:line="240" w:lineRule="auto"/>
-            </w:pPr>
-            <w:r/>
-            <w:r>
-              <w:rPr>
-                <w:rFonts w:ascii="Times New Roman" w:hAnsi="Times New Roman"/>
-                <w:b/>
-                <w:i w:val="0"/>
-                <w:color w:val="0000FF"/>
-                <w:sz w:val="24"/>
-              </w:rPr>
-              <w:t>[Screenshot Placeholder] Related Work Comparison</w:t>
-            </w:r>
-          </w:p>
-          <w:p>
-            <w:pPr>
-              <w:pStyle w:val="RencipeCaption"/>
-            </w:pPr>
-            <w:r>
-              <w:rPr>
-                <w:rFonts w:ascii="Times New Roman" w:hAnsi="Times New Roman"/>
-                <w:b w:val="0"/>
-                <w:i/>
-                <w:color w:val="0000FF"/>
-                <w:sz w:val="21"/>
-              </w:rPr>
-              <w:t>Suggested image: comparison table or simple diagram showing Recipe Websites, Meal Planners, Nutrition Tools, and Rencipe.</w:t>
-            </w:r>
-          </w:p>
-          <w:p>
-            <w:pPr>
-              <w:pStyle w:val="RencipeCaption"/>
-            </w:pPr>
-            <w:r>
-              <w:rPr>
-                <w:rFonts w:ascii="Times New Roman" w:hAnsi="Times New Roman"/>
-                <w:b w:val="0"/>
-                <w:i/>
-                <w:color w:val="0000FF"/>
-                <w:sz w:val="21"/>
-              </w:rPr>
-              <w:t>Caption idea: Rencipe combines recipe ownership with planning rather than focusing on only one category.</w:t>
-            </w:r>
-          </w:p>
-        </w:tc>
-      </w:tr>
-    </w:tbl>
     <w:p>
       <w:pPr>
         <w:pStyle w:val="RencipeBody"/>
@@ -7058,88 +6566,6 @@
         <w:pStyle w:val="RencipeBody"/>
       </w:pPr>
     </w:p>
-    <w:tbl>
-      <w:tblPr>
-        <w:tblW w:type="auto" w:w="0"/>
-        <w:jc w:val="center"/>
-        <w:tblLook w:firstColumn="1" w:firstRow="1" w:lastColumn="0" w:lastRow="0" w:noHBand="0" w:noVBand="1" w:val="04A0"/>
-        <w:tblBorders>
-          <w:top w:val="single" w:sz="6" w:space="0" w:color="4F81BD"/>
-          <w:left w:val="single" w:sz="6" w:space="0" w:color="4F81BD"/>
-          <w:bottom w:val="single" w:sz="6" w:space="0" w:color="4F81BD"/>
-          <w:right w:val="single" w:sz="6" w:space="0" w:color="4F81BD"/>
-          <w:insideH w:val="single" w:sz="6" w:space="0" w:color="4F81BD"/>
-          <w:insideV w:val="single" w:sz="6" w:space="0" w:color="4F81BD"/>
-        </w:tblBorders>
-      </w:tblPr>
-      <w:tblGrid>
-        <w:gridCol w:w="9360"/>
-      </w:tblGrid>
-      <w:tr>
-        <w:trPr>
-          <w:trHeight w:val="3240" w:hRule="atLeast"/>
-        </w:trPr>
-        <w:tc>
-          <w:tcPr>
-            <w:tcW w:type="dxa" w:w="9360"/>
-            <w:vAlign w:val="center"/>
-            <w:shd w:fill="EAF2F8"/>
-            <w:tcBorders>
-              <w:top w:val="single" w:sz="8" w:space="0" w:color="4F81BD"/>
-              <w:left w:val="single" w:sz="8" w:space="0" w:color="4F81BD"/>
-              <w:bottom w:val="single" w:sz="8" w:space="0" w:color="4F81BD"/>
-              <w:right w:val="single" w:sz="8" w:space="0" w:color="4F81BD"/>
-            </w:tcBorders>
-          </w:tcPr>
-          <w:p>
-            <w:pPr>
-              <w:spacing w:before="0" w:after="80" w:line="240" w:lineRule="auto"/>
-            </w:pPr>
-            <w:r/>
-            <w:r>
-              <w:rPr>
-                <w:rFonts w:ascii="Times New Roman" w:hAnsi="Times New Roman"/>
-                <w:b/>
-                <w:i w:val="0"/>
-                <w:color w:val="0000FF"/>
-                <w:sz w:val="24"/>
-              </w:rPr>
-              <w:t>[Screenshot Placeholder] Use Case Walkthrough</w:t>
-            </w:r>
-          </w:p>
-          <w:p>
-            <w:pPr>
-              <w:pStyle w:val="RencipeCaption"/>
-            </w:pPr>
-            <w:r>
-              <w:rPr>
-                <w:rFonts w:ascii="Times New Roman" w:hAnsi="Times New Roman"/>
-                <w:b w:val="0"/>
-                <w:i/>
-                <w:color w:val="0000FF"/>
-                <w:sz w:val="21"/>
-              </w:rPr>
-              <w:t>Suggested image: a combined screenshot group with Login, Browse, Recipe Detail, Drafts, and Meal Plan.</w:t>
-            </w:r>
-          </w:p>
-          <w:p>
-            <w:pPr>
-              <w:pStyle w:val="RencipeCaption"/>
-            </w:pPr>
-            <w:r>
-              <w:rPr>
-                <w:rFonts w:ascii="Times New Roman" w:hAnsi="Times New Roman"/>
-                <w:b w:val="0"/>
-                <w:i/>
-                <w:color w:val="0000FF"/>
-                <w:sz w:val="21"/>
-              </w:rPr>
-              <w:t>Caption idea: Main user flow from account access to planning.</w:t>
-            </w:r>
-          </w:p>
-        </w:tc>
-      </w:tr>
-    </w:tbl>
     <w:p>
       <w:pPr>
         <w:pStyle w:val="RencipeBody"/>
@@ -7632,88 +7058,6 @@
         <w:pStyle w:val="RencipeBody"/>
       </w:pPr>
     </w:p>
-    <w:tbl>
-      <w:tblPr>
-        <w:tblW w:type="auto" w:w="0"/>
-        <w:jc w:val="center"/>
-        <w:tblLook w:firstColumn="1" w:firstRow="1" w:lastColumn="0" w:lastRow="0" w:noHBand="0" w:noVBand="1" w:val="04A0"/>
-        <w:tblBorders>
-          <w:top w:val="single" w:sz="6" w:space="0" w:color="4F81BD"/>
-          <w:left w:val="single" w:sz="6" w:space="0" w:color="4F81BD"/>
-          <w:bottom w:val="single" w:sz="6" w:space="0" w:color="4F81BD"/>
-          <w:right w:val="single" w:sz="6" w:space="0" w:color="4F81BD"/>
-          <w:insideH w:val="single" w:sz="6" w:space="0" w:color="4F81BD"/>
-          <w:insideV w:val="single" w:sz="6" w:space="0" w:color="4F81BD"/>
-        </w:tblBorders>
-      </w:tblPr>
-      <w:tblGrid>
-        <w:gridCol w:w="9360"/>
-      </w:tblGrid>
-      <w:tr>
-        <w:trPr>
-          <w:trHeight w:val="3240" w:hRule="atLeast"/>
-        </w:trPr>
-        <w:tc>
-          <w:tcPr>
-            <w:tcW w:type="dxa" w:w="9360"/>
-            <w:vAlign w:val="center"/>
-            <w:shd w:fill="EAF2F8"/>
-            <w:tcBorders>
-              <w:top w:val="single" w:sz="8" w:space="0" w:color="4F81BD"/>
-              <w:left w:val="single" w:sz="8" w:space="0" w:color="4F81BD"/>
-              <w:bottom w:val="single" w:sz="8" w:space="0" w:color="4F81BD"/>
-              <w:right w:val="single" w:sz="8" w:space="0" w:color="4F81BD"/>
-            </w:tcBorders>
-          </w:tcPr>
-          <w:p>
-            <w:pPr>
-              <w:spacing w:before="0" w:after="80" w:line="240" w:lineRule="auto"/>
-            </w:pPr>
-            <w:r/>
-            <w:r>
-              <w:rPr>
-                <w:rFonts w:ascii="Times New Roman" w:hAnsi="Times New Roman"/>
-                <w:b/>
-                <w:i w:val="0"/>
-                <w:color w:val="0000FF"/>
-                <w:sz w:val="24"/>
-              </w:rPr>
-              <w:t>[Screenshot Placeholder] System Architecture Diagram</w:t>
-            </w:r>
-          </w:p>
-          <w:p>
-            <w:pPr>
-              <w:pStyle w:val="RencipeCaption"/>
-            </w:pPr>
-            <w:r>
-              <w:rPr>
-                <w:rFonts w:ascii="Times New Roman" w:hAnsi="Times New Roman"/>
-                <w:b w:val="0"/>
-                <w:i/>
-                <w:color w:val="0000FF"/>
-                <w:sz w:val="21"/>
-              </w:rPr>
-              <w:t>Suggested image: architecture diagram with Browser, Next.js, Express, MongoDB, Cloudinary, Nginx, PM2, and HTTPS.</w:t>
-            </w:r>
-          </w:p>
-          <w:p>
-            <w:pPr>
-              <w:pStyle w:val="RencipeCaption"/>
-            </w:pPr>
-            <w:r>
-              <w:rPr>
-                <w:rFonts w:ascii="Times New Roman" w:hAnsi="Times New Roman"/>
-                <w:b w:val="0"/>
-                <w:i/>
-                <w:color w:val="0000FF"/>
-                <w:sz w:val="21"/>
-              </w:rPr>
-              <w:t>Caption idea: Rencipe full-stack deployment architecture.</w:t>
-            </w:r>
-          </w:p>
-        </w:tc>
-      </w:tr>
-    </w:tbl>
     <w:p>
       <w:pPr>
         <w:pStyle w:val="RencipeBody"/>
@@ -8849,88 +8193,6 @@
         <w:t>• Nginx public domain: rencipe.renstoolbox.com.</w:t>
       </w:r>
     </w:p>
-    <w:tbl>
-      <w:tblPr>
-        <w:tblW w:type="auto" w:w="0"/>
-        <w:jc w:val="center"/>
-        <w:tblLook w:firstColumn="1" w:firstRow="1" w:lastColumn="0" w:lastRow="0" w:noHBand="0" w:noVBand="1" w:val="04A0"/>
-        <w:tblBorders>
-          <w:top w:val="single" w:sz="6" w:space="0" w:color="4F81BD"/>
-          <w:left w:val="single" w:sz="6" w:space="0" w:color="4F81BD"/>
-          <w:bottom w:val="single" w:sz="6" w:space="0" w:color="4F81BD"/>
-          <w:right w:val="single" w:sz="6" w:space="0" w:color="4F81BD"/>
-          <w:insideH w:val="single" w:sz="6" w:space="0" w:color="4F81BD"/>
-          <w:insideV w:val="single" w:sz="6" w:space="0" w:color="4F81BD"/>
-        </w:tblBorders>
-      </w:tblPr>
-      <w:tblGrid>
-        <w:gridCol w:w="9360"/>
-      </w:tblGrid>
-      <w:tr>
-        <w:trPr>
-          <w:trHeight w:val="3240" w:hRule="atLeast"/>
-        </w:trPr>
-        <w:tc>
-          <w:tcPr>
-            <w:tcW w:type="dxa" w:w="9360"/>
-            <w:vAlign w:val="center"/>
-            <w:shd w:fill="EAF2F8"/>
-            <w:tcBorders>
-              <w:top w:val="single" w:sz="8" w:space="0" w:color="4F81BD"/>
-              <w:left w:val="single" w:sz="8" w:space="0" w:color="4F81BD"/>
-              <w:bottom w:val="single" w:sz="8" w:space="0" w:color="4F81BD"/>
-              <w:right w:val="single" w:sz="8" w:space="0" w:color="4F81BD"/>
-            </w:tcBorders>
-          </w:tcPr>
-          <w:p>
-            <w:pPr>
-              <w:spacing w:before="0" w:after="80" w:line="240" w:lineRule="auto"/>
-            </w:pPr>
-            <w:r/>
-            <w:r>
-              <w:rPr>
-                <w:rFonts w:ascii="Times New Roman" w:hAnsi="Times New Roman"/>
-                <w:b/>
-                <w:i w:val="0"/>
-                <w:color w:val="0000FF"/>
-                <w:sz w:val="24"/>
-              </w:rPr>
-              <w:t>[Screenshot Placeholder] Deployment Evidence</w:t>
-            </w:r>
-          </w:p>
-          <w:p>
-            <w:pPr>
-              <w:pStyle w:val="RencipeCaption"/>
-            </w:pPr>
-            <w:r>
-              <w:rPr>
-                <w:rFonts w:ascii="Times New Roman" w:hAnsi="Times New Roman"/>
-                <w:b w:val="0"/>
-                <w:i/>
-                <w:color w:val="0000FF"/>
-                <w:sz w:val="21"/>
-              </w:rPr>
-              <w:t>Suggested image: public domain loaded in browser or a simple Nginx/PM2 deployment diagram.</w:t>
-            </w:r>
-          </w:p>
-          <w:p>
-            <w:pPr>
-              <w:pStyle w:val="RencipeCaption"/>
-            </w:pPr>
-            <w:r>
-              <w:rPr>
-                <w:rFonts w:ascii="Times New Roman" w:hAnsi="Times New Roman"/>
-                <w:b w:val="0"/>
-                <w:i/>
-                <w:color w:val="0000FF"/>
-                <w:sz w:val="21"/>
-              </w:rPr>
-              <w:t>Caption idea: Rencipe runs as separated frontend and backend services behind Nginx.</w:t>
-            </w:r>
-          </w:p>
-        </w:tc>
-      </w:tr>
-    </w:tbl>
     <w:p>
       <w:pPr>
         <w:pStyle w:val="RencipeBody"/>
@@ -9057,88 +8319,6 @@
         <w:t>• Implemented account switching and sign-out behavior for a more complete account experience.</w:t>
       </w:r>
     </w:p>
-    <w:tbl>
-      <w:tblPr>
-        <w:tblW w:type="auto" w:w="0"/>
-        <w:jc w:val="center"/>
-        <w:tblLook w:firstColumn="1" w:firstRow="1" w:lastColumn="0" w:lastRow="0" w:noHBand="0" w:noVBand="1" w:val="04A0"/>
-        <w:tblBorders>
-          <w:top w:val="single" w:sz="6" w:space="0" w:color="4F81BD"/>
-          <w:left w:val="single" w:sz="6" w:space="0" w:color="4F81BD"/>
-          <w:bottom w:val="single" w:sz="6" w:space="0" w:color="4F81BD"/>
-          <w:right w:val="single" w:sz="6" w:space="0" w:color="4F81BD"/>
-          <w:insideH w:val="single" w:sz="6" w:space="0" w:color="4F81BD"/>
-          <w:insideV w:val="single" w:sz="6" w:space="0" w:color="4F81BD"/>
-        </w:tblBorders>
-      </w:tblPr>
-      <w:tblGrid>
-        <w:gridCol w:w="9360"/>
-      </w:tblGrid>
-      <w:tr>
-        <w:trPr>
-          <w:trHeight w:val="3240" w:hRule="atLeast"/>
-        </w:trPr>
-        <w:tc>
-          <w:tcPr>
-            <w:tcW w:type="dxa" w:w="9360"/>
-            <w:vAlign w:val="center"/>
-            <w:shd w:fill="EAF2F8"/>
-            <w:tcBorders>
-              <w:top w:val="single" w:sz="8" w:space="0" w:color="4F81BD"/>
-              <w:left w:val="single" w:sz="8" w:space="0" w:color="4F81BD"/>
-              <w:bottom w:val="single" w:sz="8" w:space="0" w:color="4F81BD"/>
-              <w:right w:val="single" w:sz="8" w:space="0" w:color="4F81BD"/>
-            </w:tcBorders>
-          </w:tcPr>
-          <w:p>
-            <w:pPr>
-              <w:spacing w:before="0" w:after="80" w:line="240" w:lineRule="auto"/>
-            </w:pPr>
-            <w:r/>
-            <w:r>
-              <w:rPr>
-                <w:rFonts w:ascii="Times New Roman" w:hAnsi="Times New Roman"/>
-                <w:b/>
-                <w:i w:val="0"/>
-                <w:color w:val="0000FF"/>
-                <w:sz w:val="24"/>
-              </w:rPr>
-              <w:t>[Screenshot Placeholder] Login and Account Flow</w:t>
-            </w:r>
-          </w:p>
-          <w:p>
-            <w:pPr>
-              <w:pStyle w:val="RencipeCaption"/>
-            </w:pPr>
-            <w:r>
-              <w:rPr>
-                <w:rFonts w:ascii="Times New Roman" w:hAnsi="Times New Roman"/>
-                <w:b w:val="0"/>
-                <w:i/>
-                <w:color w:val="0000FF"/>
-                <w:sz w:val="21"/>
-              </w:rPr>
-              <w:t>Suggested image: login page plus account switch page.</w:t>
-            </w:r>
-          </w:p>
-          <w:p>
-            <w:pPr>
-              <w:pStyle w:val="RencipeCaption"/>
-            </w:pPr>
-            <w:r>
-              <w:rPr>
-                <w:rFonts w:ascii="Times New Roman" w:hAnsi="Times New Roman"/>
-                <w:b w:val="0"/>
-                <w:i/>
-                <w:color w:val="0000FF"/>
-                <w:sz w:val="21"/>
-              </w:rPr>
-              <w:t>Caption idea: Rencipe protects the app behind demo account login.</w:t>
-            </w:r>
-          </w:p>
-        </w:tc>
-      </w:tr>
-    </w:tbl>
     <w:p>
       <w:pPr>
         <w:pStyle w:val="RencipeBody"/>
@@ -9261,88 +8441,6 @@
         <w:t>• Visibility: supports public and private recipe rules tied to account behavior.</w:t>
       </w:r>
     </w:p>
-    <w:tbl>
-      <w:tblPr>
-        <w:tblW w:type="auto" w:w="0"/>
-        <w:jc w:val="center"/>
-        <w:tblLook w:firstColumn="1" w:firstRow="1" w:lastColumn="0" w:lastRow="0" w:noHBand="0" w:noVBand="1" w:val="04A0"/>
-        <w:tblBorders>
-          <w:top w:val="single" w:sz="6" w:space="0" w:color="4F81BD"/>
-          <w:left w:val="single" w:sz="6" w:space="0" w:color="4F81BD"/>
-          <w:bottom w:val="single" w:sz="6" w:space="0" w:color="4F81BD"/>
-          <w:right w:val="single" w:sz="6" w:space="0" w:color="4F81BD"/>
-          <w:insideH w:val="single" w:sz="6" w:space="0" w:color="4F81BD"/>
-          <w:insideV w:val="single" w:sz="6" w:space="0" w:color="4F81BD"/>
-        </w:tblBorders>
-      </w:tblPr>
-      <w:tblGrid>
-        <w:gridCol w:w="9360"/>
-      </w:tblGrid>
-      <w:tr>
-        <w:trPr>
-          <w:trHeight w:val="3240" w:hRule="atLeast"/>
-        </w:trPr>
-        <w:tc>
-          <w:tcPr>
-            <w:tcW w:type="dxa" w:w="9360"/>
-            <w:vAlign w:val="center"/>
-            <w:shd w:fill="EAF2F8"/>
-            <w:tcBorders>
-              <w:top w:val="single" w:sz="8" w:space="0" w:color="4F81BD"/>
-              <w:left w:val="single" w:sz="8" w:space="0" w:color="4F81BD"/>
-              <w:bottom w:val="single" w:sz="8" w:space="0" w:color="4F81BD"/>
-              <w:right w:val="single" w:sz="8" w:space="0" w:color="4F81BD"/>
-            </w:tcBorders>
-          </w:tcPr>
-          <w:p>
-            <w:pPr>
-              <w:spacing w:before="0" w:after="80" w:line="240" w:lineRule="auto"/>
-            </w:pPr>
-            <w:r/>
-            <w:r>
-              <w:rPr>
-                <w:rFonts w:ascii="Times New Roman" w:hAnsi="Times New Roman"/>
-                <w:b/>
-                <w:i w:val="0"/>
-                <w:color w:val="0000FF"/>
-                <w:sz w:val="24"/>
-              </w:rPr>
-              <w:t>[Screenshot Placeholder] Recipe Detail Page</w:t>
-            </w:r>
-          </w:p>
-          <w:p>
-            <w:pPr>
-              <w:pStyle w:val="RencipeCaption"/>
-            </w:pPr>
-            <w:r>
-              <w:rPr>
-                <w:rFonts w:ascii="Times New Roman" w:hAnsi="Times New Roman"/>
-                <w:b w:val="0"/>
-                <w:i/>
-                <w:color w:val="0000FF"/>
-                <w:sz w:val="21"/>
-              </w:rPr>
-              <w:t>Suggested image: recipe detail showing cover image, ingredients, steps, save action, rating, and comments.</w:t>
-            </w:r>
-          </w:p>
-          <w:p>
-            <w:pPr>
-              <w:pStyle w:val="RencipeCaption"/>
-            </w:pPr>
-            <w:r>
-              <w:rPr>
-                <w:rFonts w:ascii="Times New Roman" w:hAnsi="Times New Roman"/>
-                <w:b w:val="0"/>
-                <w:i/>
-                <w:color w:val="0000FF"/>
-                <w:sz w:val="21"/>
-              </w:rPr>
-              <w:t>Caption idea: Recipe detail combines cooking content with user actions.</w:t>
-            </w:r>
-          </w:p>
-        </w:tc>
-      </w:tr>
-    </w:tbl>
     <w:p>
       <w:pPr>
         <w:pStyle w:val="RencipeBody"/>
@@ -9448,88 +8546,6 @@
         <w:t>• Draft deletion should target a specific draft id to avoid unsafe delete behavior.</w:t>
       </w:r>
     </w:p>
-    <w:tbl>
-      <w:tblPr>
-        <w:tblW w:type="auto" w:w="0"/>
-        <w:jc w:val="center"/>
-        <w:tblLook w:firstColumn="1" w:firstRow="1" w:lastColumn="0" w:lastRow="0" w:noHBand="0" w:noVBand="1" w:val="04A0"/>
-        <w:tblBorders>
-          <w:top w:val="single" w:sz="6" w:space="0" w:color="4F81BD"/>
-          <w:left w:val="single" w:sz="6" w:space="0" w:color="4F81BD"/>
-          <w:bottom w:val="single" w:sz="6" w:space="0" w:color="4F81BD"/>
-          <w:right w:val="single" w:sz="6" w:space="0" w:color="4F81BD"/>
-          <w:insideH w:val="single" w:sz="6" w:space="0" w:color="4F81BD"/>
-          <w:insideV w:val="single" w:sz="6" w:space="0" w:color="4F81BD"/>
-        </w:tblBorders>
-      </w:tblPr>
-      <w:tblGrid>
-        <w:gridCol w:w="9360"/>
-      </w:tblGrid>
-      <w:tr>
-        <w:trPr>
-          <w:trHeight w:val="3240" w:hRule="atLeast"/>
-        </w:trPr>
-        <w:tc>
-          <w:tcPr>
-            <w:tcW w:type="dxa" w:w="9360"/>
-            <w:vAlign w:val="center"/>
-            <w:shd w:fill="EAF2F8"/>
-            <w:tcBorders>
-              <w:top w:val="single" w:sz="8" w:space="0" w:color="4F81BD"/>
-              <w:left w:val="single" w:sz="8" w:space="0" w:color="4F81BD"/>
-              <w:bottom w:val="single" w:sz="8" w:space="0" w:color="4F81BD"/>
-              <w:right w:val="single" w:sz="8" w:space="0" w:color="4F81BD"/>
-            </w:tcBorders>
-          </w:tcPr>
-          <w:p>
-            <w:pPr>
-              <w:spacing w:before="0" w:after="80" w:line="240" w:lineRule="auto"/>
-            </w:pPr>
-            <w:r/>
-            <w:r>
-              <w:rPr>
-                <w:rFonts w:ascii="Times New Roman" w:hAnsi="Times New Roman"/>
-                <w:b/>
-                <w:i w:val="0"/>
-                <w:color w:val="0000FF"/>
-                <w:sz w:val="24"/>
-              </w:rPr>
-              <w:t>[Screenshot Placeholder] Draft Recovery</w:t>
-            </w:r>
-          </w:p>
-          <w:p>
-            <w:pPr>
-              <w:pStyle w:val="RencipeCaption"/>
-            </w:pPr>
-            <w:r>
-              <w:rPr>
-                <w:rFonts w:ascii="Times New Roman" w:hAnsi="Times New Roman"/>
-                <w:b w:val="0"/>
-                <w:i/>
-                <w:color w:val="0000FF"/>
-                <w:sz w:val="21"/>
-              </w:rPr>
-              <w:t>Suggested image: Drafts page with one unfinished recipe visible.</w:t>
-            </w:r>
-          </w:p>
-          <w:p>
-            <w:pPr>
-              <w:pStyle w:val="RencipeCaption"/>
-            </w:pPr>
-            <w:r>
-              <w:rPr>
-                <w:rFonts w:ascii="Times New Roman" w:hAnsi="Times New Roman"/>
-                <w:b w:val="0"/>
-                <w:i/>
-                <w:color w:val="0000FF"/>
-                <w:sz w:val="21"/>
-              </w:rPr>
-              <w:t>Caption idea: Draft recovery protects long recipe creation work.</w:t>
-            </w:r>
-          </w:p>
-        </w:tc>
-      </w:tr>
-    </w:tbl>
     <w:p>
       <w:pPr>
         <w:pStyle w:val="RencipeBody"/>
@@ -9635,88 +8651,6 @@
         <w:t>• Saved state is shared across card surfaces and saved lists.</w:t>
       </w:r>
     </w:p>
-    <w:tbl>
-      <w:tblPr>
-        <w:tblW w:type="auto" w:w="0"/>
-        <w:jc w:val="center"/>
-        <w:tblLook w:firstColumn="1" w:firstRow="1" w:lastColumn="0" w:lastRow="0" w:noHBand="0" w:noVBand="1" w:val="04A0"/>
-        <w:tblBorders>
-          <w:top w:val="single" w:sz="6" w:space="0" w:color="4F81BD"/>
-          <w:left w:val="single" w:sz="6" w:space="0" w:color="4F81BD"/>
-          <w:bottom w:val="single" w:sz="6" w:space="0" w:color="4F81BD"/>
-          <w:right w:val="single" w:sz="6" w:space="0" w:color="4F81BD"/>
-          <w:insideH w:val="single" w:sz="6" w:space="0" w:color="4F81BD"/>
-          <w:insideV w:val="single" w:sz="6" w:space="0" w:color="4F81BD"/>
-        </w:tblBorders>
-      </w:tblPr>
-      <w:tblGrid>
-        <w:gridCol w:w="9360"/>
-      </w:tblGrid>
-      <w:tr>
-        <w:trPr>
-          <w:trHeight w:val="3240" w:hRule="atLeast"/>
-        </w:trPr>
-        <w:tc>
-          <w:tcPr>
-            <w:tcW w:type="dxa" w:w="9360"/>
-            <w:vAlign w:val="center"/>
-            <w:shd w:fill="EAF2F8"/>
-            <w:tcBorders>
-              <w:top w:val="single" w:sz="8" w:space="0" w:color="4F81BD"/>
-              <w:left w:val="single" w:sz="8" w:space="0" w:color="4F81BD"/>
-              <w:bottom w:val="single" w:sz="8" w:space="0" w:color="4F81BD"/>
-              <w:right w:val="single" w:sz="8" w:space="0" w:color="4F81BD"/>
-            </w:tcBorders>
-          </w:tcPr>
-          <w:p>
-            <w:pPr>
-              <w:spacing w:before="0" w:after="80" w:line="240" w:lineRule="auto"/>
-            </w:pPr>
-            <w:r/>
-            <w:r>
-              <w:rPr>
-                <w:rFonts w:ascii="Times New Roman" w:hAnsi="Times New Roman"/>
-                <w:b/>
-                <w:i w:val="0"/>
-                <w:color w:val="0000FF"/>
-                <w:sz w:val="24"/>
-              </w:rPr>
-              <w:t>[Screenshot Placeholder] Browse and Saved</w:t>
-            </w:r>
-          </w:p>
-          <w:p>
-            <w:pPr>
-              <w:pStyle w:val="RencipeCaption"/>
-            </w:pPr>
-            <w:r>
-              <w:rPr>
-                <w:rFonts w:ascii="Times New Roman" w:hAnsi="Times New Roman"/>
-                <w:b w:val="0"/>
-                <w:i/>
-                <w:color w:val="0000FF"/>
-                <w:sz w:val="21"/>
-              </w:rPr>
-              <w:t>Suggested image: Browse page next to Saved page.</w:t>
-            </w:r>
-          </w:p>
-          <w:p>
-            <w:pPr>
-              <w:pStyle w:val="RencipeCaption"/>
-            </w:pPr>
-            <w:r>
-              <w:rPr>
-                <w:rFonts w:ascii="Times New Roman" w:hAnsi="Times New Roman"/>
-                <w:b w:val="0"/>
-                <w:i/>
-                <w:color w:val="0000FF"/>
-                <w:sz w:val="21"/>
-              </w:rPr>
-              <w:t>Caption idea: Users can discover recipes and keep personal saved items.</w:t>
-            </w:r>
-          </w:p>
-        </w:tc>
-      </w:tr>
-    </w:tbl>
     <w:p>
       <w:pPr>
         <w:pStyle w:val="RencipeBody"/>
@@ -9839,88 +8773,6 @@
         <w:t>• This planning workflow replaced the old shopping cart direction for Phase 1.</w:t>
       </w:r>
     </w:p>
-    <w:tbl>
-      <w:tblPr>
-        <w:tblW w:type="auto" w:w="0"/>
-        <w:jc w:val="center"/>
-        <w:tblLook w:firstColumn="1" w:firstRow="1" w:lastColumn="0" w:lastRow="0" w:noHBand="0" w:noVBand="1" w:val="04A0"/>
-        <w:tblBorders>
-          <w:top w:val="single" w:sz="6" w:space="0" w:color="4F81BD"/>
-          <w:left w:val="single" w:sz="6" w:space="0" w:color="4F81BD"/>
-          <w:bottom w:val="single" w:sz="6" w:space="0" w:color="4F81BD"/>
-          <w:right w:val="single" w:sz="6" w:space="0" w:color="4F81BD"/>
-          <w:insideH w:val="single" w:sz="6" w:space="0" w:color="4F81BD"/>
-          <w:insideV w:val="single" w:sz="6" w:space="0" w:color="4F81BD"/>
-        </w:tblBorders>
-      </w:tblPr>
-      <w:tblGrid>
-        <w:gridCol w:w="9360"/>
-      </w:tblGrid>
-      <w:tr>
-        <w:trPr>
-          <w:trHeight w:val="3240" w:hRule="atLeast"/>
-        </w:trPr>
-        <w:tc>
-          <w:tcPr>
-            <w:tcW w:type="dxa" w:w="9360"/>
-            <w:vAlign w:val="center"/>
-            <w:shd w:fill="EAF2F8"/>
-            <w:tcBorders>
-              <w:top w:val="single" w:sz="8" w:space="0" w:color="4F81BD"/>
-              <w:left w:val="single" w:sz="8" w:space="0" w:color="4F81BD"/>
-              <w:bottom w:val="single" w:sz="8" w:space="0" w:color="4F81BD"/>
-              <w:right w:val="single" w:sz="8" w:space="0" w:color="4F81BD"/>
-            </w:tcBorders>
-          </w:tcPr>
-          <w:p>
-            <w:pPr>
-              <w:spacing w:before="0" w:after="80" w:line="240" w:lineRule="auto"/>
-            </w:pPr>
-            <w:r/>
-            <w:r>
-              <w:rPr>
-                <w:rFonts w:ascii="Times New Roman" w:hAnsi="Times New Roman"/>
-                <w:b/>
-                <w:i w:val="0"/>
-                <w:color w:val="0000FF"/>
-                <w:sz w:val="24"/>
-              </w:rPr>
-              <w:t>[Screenshot Placeholder] Plan Detail and Ingredient List</w:t>
-            </w:r>
-          </w:p>
-          <w:p>
-            <w:pPr>
-              <w:pStyle w:val="RencipeCaption"/>
-            </w:pPr>
-            <w:r>
-              <w:rPr>
-                <w:rFonts w:ascii="Times New Roman" w:hAnsi="Times New Roman"/>
-                <w:b w:val="0"/>
-                <w:i/>
-                <w:color w:val="0000FF"/>
-                <w:sz w:val="21"/>
-              </w:rPr>
-              <w:t>Suggested image: plan editor showing day cards and generated ingredients.</w:t>
-            </w:r>
-          </w:p>
-          <w:p>
-            <w:pPr>
-              <w:pStyle w:val="RencipeCaption"/>
-            </w:pPr>
-            <w:r>
-              <w:rPr>
-                <w:rFonts w:ascii="Times New Roman" w:hAnsi="Times New Roman"/>
-                <w:b w:val="0"/>
-                <w:i/>
-                <w:color w:val="0000FF"/>
-                <w:sz w:val="21"/>
-              </w:rPr>
-              <w:t>Caption idea: Meal planning connects recipes to preparation output.</w:t>
-            </w:r>
-          </w:p>
-        </w:tc>
-      </w:tr>
-    </w:tbl>
     <w:p>
       <w:pPr>
         <w:pStyle w:val="RencipeBody"/>
@@ -10835,88 +9687,6 @@
         <w:t>• Keep public route checks in the demo rehearsal process.</w:t>
       </w:r>
     </w:p>
-    <w:tbl>
-      <w:tblPr>
-        <w:tblW w:type="auto" w:w="0"/>
-        <w:jc w:val="center"/>
-        <w:tblLook w:firstColumn="1" w:firstRow="1" w:lastColumn="0" w:lastRow="0" w:noHBand="0" w:noVBand="1" w:val="04A0"/>
-        <w:tblBorders>
-          <w:top w:val="single" w:sz="6" w:space="0" w:color="4F81BD"/>
-          <w:left w:val="single" w:sz="6" w:space="0" w:color="4F81BD"/>
-          <w:bottom w:val="single" w:sz="6" w:space="0" w:color="4F81BD"/>
-          <w:right w:val="single" w:sz="6" w:space="0" w:color="4F81BD"/>
-          <w:insideH w:val="single" w:sz="6" w:space="0" w:color="4F81BD"/>
-          <w:insideV w:val="single" w:sz="6" w:space="0" w:color="4F81BD"/>
-        </w:tblBorders>
-      </w:tblPr>
-      <w:tblGrid>
-        <w:gridCol w:w="9360"/>
-      </w:tblGrid>
-      <w:tr>
-        <w:trPr>
-          <w:trHeight w:val="3240" w:hRule="atLeast"/>
-        </w:trPr>
-        <w:tc>
-          <w:tcPr>
-            <w:tcW w:type="dxa" w:w="9360"/>
-            <w:vAlign w:val="center"/>
-            <w:shd w:fill="EAF2F8"/>
-            <w:tcBorders>
-              <w:top w:val="single" w:sz="8" w:space="0" w:color="4F81BD"/>
-              <w:left w:val="single" w:sz="8" w:space="0" w:color="4F81BD"/>
-              <w:bottom w:val="single" w:sz="8" w:space="0" w:color="4F81BD"/>
-              <w:right w:val="single" w:sz="8" w:space="0" w:color="4F81BD"/>
-            </w:tcBorders>
-          </w:tcPr>
-          <w:p>
-            <w:pPr>
-              <w:spacing w:before="0" w:after="80" w:line="240" w:lineRule="auto"/>
-            </w:pPr>
-            <w:r/>
-            <w:r>
-              <w:rPr>
-                <w:rFonts w:ascii="Times New Roman" w:hAnsi="Times New Roman"/>
-                <w:b/>
-                <w:i w:val="0"/>
-                <w:color w:val="0000FF"/>
-                <w:sz w:val="24"/>
-              </w:rPr>
-              <w:t>[Screenshot Placeholder] Testing Evidence</w:t>
-            </w:r>
-          </w:p>
-          <w:p>
-            <w:pPr>
-              <w:pStyle w:val="RencipeCaption"/>
-            </w:pPr>
-            <w:r>
-              <w:rPr>
-                <w:rFonts w:ascii="Times New Roman" w:hAnsi="Times New Roman"/>
-                <w:b w:val="0"/>
-                <w:i/>
-                <w:color w:val="0000FF"/>
-                <w:sz w:val="21"/>
-              </w:rPr>
-              <w:t>Suggested image: browser check result, route audit summary, or selected Playwright screenshot.</w:t>
-            </w:r>
-          </w:p>
-          <w:p>
-            <w:pPr>
-              <w:pStyle w:val="RencipeCaption"/>
-            </w:pPr>
-            <w:r>
-              <w:rPr>
-                <w:rFonts w:ascii="Times New Roman" w:hAnsi="Times New Roman"/>
-                <w:b w:val="0"/>
-                <w:i/>
-                <w:color w:val="0000FF"/>
-                <w:sz w:val="21"/>
-              </w:rPr>
-              <w:t>Caption idea: Testing verified the main public demonstration flows.</w:t>
-            </w:r>
-          </w:p>
-        </w:tc>
-      </w:tr>
-    </w:tbl>
     <w:p>
       <w:pPr>
         <w:pStyle w:val="RencipeBody"/>
@@ -12843,23 +11613,6 @@
           <w:color w:val="000000"/>
           <w:sz w:val="24"/>
         </w:rPr>
-        <w:t>• After upload, quickly review the screenshot placeholder boxes and replace them with actual screenshots.</w:t>
-      </w:r>
-    </w:p>
-    <w:p>
-      <w:pPr>
-        <w:pStyle w:val="RencipeStableBullet"/>
-        <w:spacing w:after="80" w:line="252" w:lineRule="auto"/>
-        <w:ind w:left="504" w:hanging="259"/>
-      </w:pPr>
-      <w:r>
-        <w:rPr>
-          <w:rFonts w:ascii="Times New Roman" w:hAnsi="Times New Roman"/>
-          <w:b w:val="0"/>
-          <w:i w:val="0"/>
-          <w:color w:val="000000"/>
-          <w:sz w:val="24"/>
-        </w:rPr>
         <w:t>• If page count changes after import, adjust screenshot sizes first because images/placeholders affect the final page count the most.</w:t>
       </w:r>
     </w:p>
@@ -13399,88 +12152,6 @@
         <w:t>• Show the generated ingredient list because it is the key output of planning.</w:t>
       </w:r>
     </w:p>
-    <w:tbl>
-      <w:tblPr>
-        <w:tblW w:type="auto" w:w="0"/>
-        <w:jc w:val="center"/>
-        <w:tblLook w:firstColumn="1" w:firstRow="1" w:lastColumn="0" w:lastRow="0" w:noHBand="0" w:noVBand="1" w:val="04A0"/>
-        <w:tblBorders>
-          <w:top w:val="single" w:sz="6" w:space="0" w:color="4F81BD"/>
-          <w:left w:val="single" w:sz="6" w:space="0" w:color="4F81BD"/>
-          <w:bottom w:val="single" w:sz="6" w:space="0" w:color="4F81BD"/>
-          <w:right w:val="single" w:sz="6" w:space="0" w:color="4F81BD"/>
-          <w:insideH w:val="single" w:sz="6" w:space="0" w:color="4F81BD"/>
-          <w:insideV w:val="single" w:sz="6" w:space="0" w:color="4F81BD"/>
-        </w:tblBorders>
-      </w:tblPr>
-      <w:tblGrid>
-        <w:gridCol w:w="9360"/>
-      </w:tblGrid>
-      <w:tr>
-        <w:trPr>
-          <w:trHeight w:val="3240" w:hRule="atLeast"/>
-        </w:trPr>
-        <w:tc>
-          <w:tcPr>
-            <w:tcW w:type="dxa" w:w="9360"/>
-            <w:vAlign w:val="center"/>
-            <w:shd w:fill="EAF2F8"/>
-            <w:tcBorders>
-              <w:top w:val="single" w:sz="8" w:space="0" w:color="4F81BD"/>
-              <w:left w:val="single" w:sz="8" w:space="0" w:color="4F81BD"/>
-              <w:bottom w:val="single" w:sz="8" w:space="0" w:color="4F81BD"/>
-              <w:right w:val="single" w:sz="8" w:space="0" w:color="4F81BD"/>
-            </w:tcBorders>
-          </w:tcPr>
-          <w:p>
-            <w:pPr>
-              <w:spacing w:before="0" w:after="80" w:line="240" w:lineRule="auto"/>
-            </w:pPr>
-            <w:r/>
-            <w:r>
-              <w:rPr>
-                <w:rFonts w:ascii="Times New Roman" w:hAnsi="Times New Roman"/>
-                <w:b/>
-                <w:i w:val="0"/>
-                <w:color w:val="0000FF"/>
-                <w:sz w:val="24"/>
-              </w:rPr>
-              <w:t>[Screenshot Placeholder] Walkthrough Screenshot Group</w:t>
-            </w:r>
-          </w:p>
-          <w:p>
-            <w:pPr>
-              <w:pStyle w:val="RencipeCaption"/>
-            </w:pPr>
-            <w:r>
-              <w:rPr>
-                <w:rFonts w:ascii="Times New Roman" w:hAnsi="Times New Roman"/>
-                <w:b w:val="0"/>
-                <w:i/>
-                <w:color w:val="0000FF"/>
-                <w:sz w:val="21"/>
-              </w:rPr>
-              <w:t>Suggested image: a 2-by-3 screenshot group with Login, Browse, Recipe Detail, Create/Drafts, Saved, and Plan Detail.</w:t>
-            </w:r>
-          </w:p>
-          <w:p>
-            <w:pPr>
-              <w:pStyle w:val="RencipeCaption"/>
-            </w:pPr>
-            <w:r>
-              <w:rPr>
-                <w:rFonts w:ascii="Times New Roman" w:hAnsi="Times New Roman"/>
-                <w:b w:val="0"/>
-                <w:i/>
-                <w:color w:val="0000FF"/>
-                <w:sz w:val="21"/>
-              </w:rPr>
-              <w:t>Caption idea: The main demonstration flow moves from account access to recipe planning.</w:t>
-            </w:r>
-          </w:p>
-        </w:tc>
-      </w:tr>
-    </w:tbl>
     <w:p>
       <w:pPr>
         <w:pStyle w:val="RencipeBody"/>
@@ -14727,88 +13398,6 @@
         <w:pStyle w:val="RencipeBody"/>
       </w:pPr>
     </w:p>
-    <w:tbl>
-      <w:tblPr>
-        <w:tblW w:type="auto" w:w="0"/>
-        <w:jc w:val="center"/>
-        <w:tblLook w:firstColumn="1" w:firstRow="1" w:lastColumn="0" w:lastRow="0" w:noHBand="0" w:noVBand="1" w:val="04A0"/>
-        <w:tblBorders>
-          <w:top w:val="single" w:sz="6" w:space="0" w:color="4F81BD"/>
-          <w:left w:val="single" w:sz="6" w:space="0" w:color="4F81BD"/>
-          <w:bottom w:val="single" w:sz="6" w:space="0" w:color="4F81BD"/>
-          <w:right w:val="single" w:sz="6" w:space="0" w:color="4F81BD"/>
-          <w:insideH w:val="single" w:sz="6" w:space="0" w:color="4F81BD"/>
-          <w:insideV w:val="single" w:sz="6" w:space="0" w:color="4F81BD"/>
-        </w:tblBorders>
-      </w:tblPr>
-      <w:tblGrid>
-        <w:gridCol w:w="9360"/>
-      </w:tblGrid>
-      <w:tr>
-        <w:trPr>
-          <w:trHeight w:val="3240" w:hRule="atLeast"/>
-        </w:trPr>
-        <w:tc>
-          <w:tcPr>
-            <w:tcW w:type="dxa" w:w="9360"/>
-            <w:vAlign w:val="center"/>
-            <w:shd w:fill="EAF2F8"/>
-            <w:tcBorders>
-              <w:top w:val="single" w:sz="8" w:space="0" w:color="4F81BD"/>
-              <w:left w:val="single" w:sz="8" w:space="0" w:color="4F81BD"/>
-              <w:bottom w:val="single" w:sz="8" w:space="0" w:color="4F81BD"/>
-              <w:right w:val="single" w:sz="8" w:space="0" w:color="4F81BD"/>
-            </w:tcBorders>
-          </w:tcPr>
-          <w:p>
-            <w:pPr>
-              <w:spacing w:before="0" w:after="80" w:line="240" w:lineRule="auto"/>
-            </w:pPr>
-            <w:r/>
-            <w:r>
-              <w:rPr>
-                <w:rFonts w:ascii="Times New Roman" w:hAnsi="Times New Roman"/>
-                <w:b/>
-                <w:i w:val="0"/>
-                <w:color w:val="0000FF"/>
-                <w:sz w:val="24"/>
-              </w:rPr>
-              <w:t>[Screenshot Placeholder] Backend and Data Diagram</w:t>
-            </w:r>
-          </w:p>
-          <w:p>
-            <w:pPr>
-              <w:pStyle w:val="RencipeCaption"/>
-            </w:pPr>
-            <w:r>
-              <w:rPr>
-                <w:rFonts w:ascii="Times New Roman" w:hAnsi="Times New Roman"/>
-                <w:b w:val="0"/>
-                <w:i/>
-                <w:color w:val="0000FF"/>
-                <w:sz w:val="21"/>
-              </w:rPr>
-              <w:t>Suggested image: entity diagram or route-to-model diagram showing API groups and MongoDB models.</w:t>
-            </w:r>
-          </w:p>
-          <w:p>
-            <w:pPr>
-              <w:pStyle w:val="RencipeCaption"/>
-            </w:pPr>
-            <w:r>
-              <w:rPr>
-                <w:rFonts w:ascii="Times New Roman" w:hAnsi="Times New Roman"/>
-                <w:b w:val="0"/>
-                <w:i/>
-                <w:color w:val="0000FF"/>
-                <w:sz w:val="21"/>
-              </w:rPr>
-              <w:t>Caption idea: Backend routes and database models support the visible user workflow.</w:t>
-            </w:r>
-          </w:p>
-        </w:tc>
-      </w:tr>
-    </w:tbl>
     <w:p>
       <w:pPr>
         <w:pStyle w:val="RencipeBody"/>
@@ -15802,88 +14391,6 @@
         <w:t>• Changed-scope criteria, such as shopping cart, should explain why the change improved product focus.</w:t>
       </w:r>
     </w:p>
-    <w:tbl>
-      <w:tblPr>
-        <w:tblW w:type="auto" w:w="0"/>
-        <w:jc w:val="center"/>
-        <w:tblLook w:firstColumn="1" w:firstRow="1" w:lastColumn="0" w:lastRow="0" w:noHBand="0" w:noVBand="1" w:val="04A0"/>
-        <w:tblBorders>
-          <w:top w:val="single" w:sz="6" w:space="0" w:color="4F81BD"/>
-          <w:left w:val="single" w:sz="6" w:space="0" w:color="4F81BD"/>
-          <w:bottom w:val="single" w:sz="6" w:space="0" w:color="4F81BD"/>
-          <w:right w:val="single" w:sz="6" w:space="0" w:color="4F81BD"/>
-          <w:insideH w:val="single" w:sz="6" w:space="0" w:color="4F81BD"/>
-          <w:insideV w:val="single" w:sz="6" w:space="0" w:color="4F81BD"/>
-        </w:tblBorders>
-      </w:tblPr>
-      <w:tblGrid>
-        <w:gridCol w:w="9360"/>
-      </w:tblGrid>
-      <w:tr>
-        <w:trPr>
-          <w:trHeight w:val="3240" w:hRule="atLeast"/>
-        </w:trPr>
-        <w:tc>
-          <w:tcPr>
-            <w:tcW w:type="dxa" w:w="9360"/>
-            <w:vAlign w:val="center"/>
-            <w:shd w:fill="EAF2F8"/>
-            <w:tcBorders>
-              <w:top w:val="single" w:sz="8" w:space="0" w:color="4F81BD"/>
-              <w:left w:val="single" w:sz="8" w:space="0" w:color="4F81BD"/>
-              <w:bottom w:val="single" w:sz="8" w:space="0" w:color="4F81BD"/>
-              <w:right w:val="single" w:sz="8" w:space="0" w:color="4F81BD"/>
-            </w:tcBorders>
-          </w:tcPr>
-          <w:p>
-            <w:pPr>
-              <w:spacing w:before="0" w:after="80" w:line="240" w:lineRule="auto"/>
-            </w:pPr>
-            <w:r/>
-            <w:r>
-              <w:rPr>
-                <w:rFonts w:ascii="Times New Roman" w:hAnsi="Times New Roman"/>
-                <w:b/>
-                <w:i w:val="0"/>
-                <w:color w:val="0000FF"/>
-                <w:sz w:val="24"/>
-              </w:rPr>
-              <w:t>[Screenshot Placeholder] Acceptance Criteria Evidence</w:t>
-            </w:r>
-          </w:p>
-          <w:p>
-            <w:pPr>
-              <w:pStyle w:val="RencipeCaption"/>
-            </w:pPr>
-            <w:r>
-              <w:rPr>
-                <w:rFonts w:ascii="Times New Roman" w:hAnsi="Times New Roman"/>
-                <w:b w:val="0"/>
-                <w:i/>
-                <w:color w:val="0000FF"/>
-                <w:sz w:val="21"/>
-              </w:rPr>
-              <w:t>Suggested image: small screenshot group showing live URL, login, recipe detail, draft, saved, and plan ingredients.</w:t>
-            </w:r>
-          </w:p>
-          <w:p>
-            <w:pPr>
-              <w:pStyle w:val="RencipeCaption"/>
-            </w:pPr>
-            <w:r>
-              <w:rPr>
-                <w:rFonts w:ascii="Times New Roman" w:hAnsi="Times New Roman"/>
-                <w:b w:val="0"/>
-                <w:i/>
-                <w:color w:val="0000FF"/>
-                <w:sz w:val="21"/>
-              </w:rPr>
-              <w:t>Caption idea: These screens provide evidence for the project success criteria.</w:t>
-            </w:r>
-          </w:p>
-        </w:tc>
-      </w:tr>
-    </w:tbl>
     <w:p>
       <w:pPr>
         <w:pStyle w:val="RencipeBody"/>
@@ -16747,22 +15254,6 @@
     </w:p>
     <w:p>
       <w:pPr>
-        <w:pStyle w:val="RencipeBody"/>
-        <w:spacing w:before="0" w:after="120" w:line="259" w:lineRule="auto"/>
-      </w:pPr>
-      <w:r>
-        <w:rPr>
-          <w:rFonts w:ascii="Times New Roman" w:hAnsi="Times New Roman"/>
-          <w:b w:val="0"/>
-          <w:i w:val="0"/>
-          <w:color w:val="000000"/>
-          <w:sz w:val="24"/>
-        </w:rPr>
-        <w:t>When screenshots are inserted, the page count will change. This is expected. If the final Google Doc becomes too short, increase screenshot size or keep the screenshot placeholder captions. If the final Google Doc becomes too long, reduce large screenshots first before cutting important explanation text.</w:t>
-      </w:r>
-    </w:p>
-    <w:p>
-      <w:pPr>
         <w:pStyle w:val="RencipeStableBullet"/>
         <w:spacing w:after="80" w:line="252" w:lineRule="auto"/>
         <w:ind w:left="504" w:hanging="259"/>
@@ -16829,88 +15320,6 @@
         <w:t>• Every screenshot should have a caption that connects it to a requirement or result.</w:t>
       </w:r>
     </w:p>
-    <w:tbl>
-      <w:tblPr>
-        <w:tblW w:type="auto" w:w="0"/>
-        <w:jc w:val="center"/>
-        <w:tblLook w:firstColumn="1" w:firstRow="1" w:lastColumn="0" w:lastRow="0" w:noHBand="0" w:noVBand="1" w:val="04A0"/>
-        <w:tblBorders>
-          <w:top w:val="single" w:sz="6" w:space="0" w:color="4F81BD"/>
-          <w:left w:val="single" w:sz="6" w:space="0" w:color="4F81BD"/>
-          <w:bottom w:val="single" w:sz="6" w:space="0" w:color="4F81BD"/>
-          <w:right w:val="single" w:sz="6" w:space="0" w:color="4F81BD"/>
-          <w:insideH w:val="single" w:sz="6" w:space="0" w:color="4F81BD"/>
-          <w:insideV w:val="single" w:sz="6" w:space="0" w:color="4F81BD"/>
-        </w:tblBorders>
-      </w:tblPr>
-      <w:tblGrid>
-        <w:gridCol w:w="9360"/>
-      </w:tblGrid>
-      <w:tr>
-        <w:trPr>
-          <w:trHeight w:val="3240" w:hRule="atLeast"/>
-        </w:trPr>
-        <w:tc>
-          <w:tcPr>
-            <w:tcW w:type="dxa" w:w="9360"/>
-            <w:vAlign w:val="center"/>
-            <w:shd w:fill="EAF2F8"/>
-            <w:tcBorders>
-              <w:top w:val="single" w:sz="8" w:space="0" w:color="4F81BD"/>
-              <w:left w:val="single" w:sz="8" w:space="0" w:color="4F81BD"/>
-              <w:bottom w:val="single" w:sz="8" w:space="0" w:color="4F81BD"/>
-              <w:right w:val="single" w:sz="8" w:space="0" w:color="4F81BD"/>
-            </w:tcBorders>
-          </w:tcPr>
-          <w:p>
-            <w:pPr>
-              <w:spacing w:before="0" w:after="80" w:line="240" w:lineRule="auto"/>
-            </w:pPr>
-            <w:r/>
-            <w:r>
-              <w:rPr>
-                <w:rFonts w:ascii="Times New Roman" w:hAnsi="Times New Roman"/>
-                <w:b/>
-                <w:i w:val="0"/>
-                <w:color w:val="0000FF"/>
-                <w:sz w:val="24"/>
-              </w:rPr>
-              <w:t>[Screenshot Placeholder] Final Screenshot Slot</w:t>
-            </w:r>
-          </w:p>
-          <w:p>
-            <w:pPr>
-              <w:pStyle w:val="RencipeCaption"/>
-            </w:pPr>
-            <w:r>
-              <w:rPr>
-                <w:rFonts w:ascii="Times New Roman" w:hAnsi="Times New Roman"/>
-                <w:b w:val="0"/>
-                <w:i/>
-                <w:color w:val="0000FF"/>
-                <w:sz w:val="21"/>
-              </w:rPr>
-              <w:t>Suggested image: the strongest full-page meal-plan or recipe-detail screenshot.</w:t>
-            </w:r>
-          </w:p>
-          <w:p>
-            <w:pPr>
-              <w:pStyle w:val="RencipeCaption"/>
-            </w:pPr>
-            <w:r>
-              <w:rPr>
-                <w:rFonts w:ascii="Times New Roman" w:hAnsi="Times New Roman"/>
-                <w:b w:val="0"/>
-                <w:i/>
-                <w:color w:val="0000FF"/>
-                <w:sz w:val="21"/>
-              </w:rPr>
-              <w:t>Caption idea: Final visual proof of the completed Rencipe workflow.</w:t>
-            </w:r>
-          </w:p>
-        </w:tc>
-      </w:tr>
-    </w:tbl>
     <w:p>
       <w:pPr>
         <w:pStyle w:val="RencipeBody"/>
@@ -16934,22 +15343,6 @@
     </w:p>
     <w:p>
       <w:pPr>
-        <w:pStyle w:val="RencipeBody"/>
-        <w:spacing w:before="0" w:after="120" w:line="259" w:lineRule="auto"/>
-      </w:pPr>
-      <w:r>
-        <w:rPr>
-          <w:rFonts w:ascii="Times New Roman" w:hAnsi="Times New Roman"/>
-          <w:b w:val="0"/>
-          <w:i w:val="0"/>
-          <w:color w:val="000000"/>
-          <w:sz w:val="24"/>
-        </w:rPr>
-        <w:t>The local DOCX is prepared as a Google Docs import version. It keeps the original student-written sections where they already existed and adds blue content where sections were incomplete, missing, outdated, or needed stronger explanation. The goal is not to make every line sound like a different writer. The goal is to keep the original project voice while making the report complete enough for submission.</w:t>
-      </w:r>
-    </w:p>
-    <w:p>
-      <w:pPr>
         <w:pStyle w:val="RencipeStableBullet"/>
         <w:spacing w:after="80" w:line="252" w:lineRule="auto"/>
         <w:ind w:left="504" w:hanging="259"/>
@@ -16980,23 +15373,6 @@
           <w:sz w:val="24"/>
         </w:rPr>
         <w:t>• New explanatory content is blue so it is easy to review before final submission.</w:t>
-      </w:r>
-    </w:p>
-    <w:p>
-      <w:pPr>
-        <w:pStyle w:val="RencipeStableBullet"/>
-        <w:spacing w:after="80" w:line="252" w:lineRule="auto"/>
-        <w:ind w:left="504" w:hanging="259"/>
-      </w:pPr>
-      <w:r>
-        <w:rPr>
-          <w:rFonts w:ascii="Times New Roman" w:hAnsi="Times New Roman"/>
-          <w:b w:val="0"/>
-          <w:i w:val="0"/>
-          <w:color w:val="000000"/>
-          <w:sz w:val="24"/>
-        </w:rPr>
-        <w:t>• Bullets are visually stable paragraphs, not Word automatic list numbering, to avoid bad Google Docs import behavior.</w:t>
       </w:r>
     </w:p>
     <w:p>
